--- a/高程/实验报告/第七章/Chapter7.docx
+++ b/高程/实验报告/第七章/Chapter7.docx
@@ -1305,34 +1305,870 @@
           <w:lang w:val="en-US" w:eastAsia="zh-CN"/>
         </w:rPr>
       </w:pPr>
+    </w:p>
+    <w:p>
+      <w:pPr>
+        <w:jc w:val="both"/>
+        <w:rPr>
+          <w:rFonts w:hint="default"/>
+          <w:b w:val="0"/>
+          <w:bCs w:val="0"/>
+          <w:sz w:val="21"/>
+          <w:szCs w:val="21"/>
+          <w:lang w:val="en-US" w:eastAsia="zh-CN"/>
+        </w:rPr>
+      </w:pPr>
+    </w:p>
+    <w:p>
+      <w:pPr>
+        <w:jc w:val="both"/>
+        <w:rPr>
+          <w:rFonts w:hint="eastAsia"/>
+          <w:b w:val="0"/>
+          <w:bCs w:val="0"/>
+          <w:sz w:val="21"/>
+          <w:szCs w:val="21"/>
+          <w:lang w:val="en-US" w:eastAsia="zh-CN"/>
+        </w:rPr>
+      </w:pPr>
+      <w:r>
+        <w:rPr>
+          <w:rFonts w:hint="eastAsia"/>
+          <w:b w:val="0"/>
+          <w:bCs w:val="0"/>
+          <w:sz w:val="21"/>
+          <w:szCs w:val="21"/>
+          <w:lang w:val="en-US" w:eastAsia="zh-CN"/>
+        </w:rPr>
+        <w:t>习题7-5</w:t>
+      </w:r>
+    </w:p>
+    <w:p>
+      <w:pPr>
+        <w:jc w:val="both"/>
+        <w:rPr>
+          <w:rFonts w:hint="eastAsia"/>
+          <w:b w:val="0"/>
+          <w:bCs w:val="0"/>
+          <w:sz w:val="21"/>
+          <w:szCs w:val="21"/>
+          <w:lang w:val="en-US" w:eastAsia="zh-CN"/>
+        </w:rPr>
+      </w:pPr>
+    </w:p>
+    <w:p>
+      <w:pPr>
+        <w:jc w:val="both"/>
+        <w:rPr>
+          <w:rFonts w:hint="default"/>
+          <w:b w:val="0"/>
+          <w:bCs w:val="0"/>
+          <w:sz w:val="21"/>
+          <w:szCs w:val="21"/>
+          <w:lang w:val="en-US" w:eastAsia="zh-CN"/>
+        </w:rPr>
+      </w:pPr>
+      <w:r>
+        <w:rPr>
+          <w:rFonts w:hint="default"/>
+          <w:b w:val="0"/>
+          <w:bCs w:val="0"/>
+          <w:sz w:val="21"/>
+          <w:szCs w:val="21"/>
+          <w:lang w:val="en-US" w:eastAsia="zh-CN"/>
+        </w:rPr>
+        <w:drawing>
+          <wp:inline distT="0" distB="0" distL="114300" distR="114300">
+            <wp:extent cx="5269865" cy="3937635"/>
+            <wp:effectExtent l="0" t="0" r="6985" b="5715"/>
+            <wp:docPr id="7" name="图片 7" descr="练习7-5"/>
+            <wp:cNvGraphicFramePr>
+              <a:graphicFrameLocks xmlns:a="http://schemas.openxmlformats.org/drawingml/2006/main" noChangeAspect="1"/>
+            </wp:cNvGraphicFramePr>
+            <a:graphic xmlns:a="http://schemas.openxmlformats.org/drawingml/2006/main">
+              <a:graphicData uri="http://schemas.openxmlformats.org/drawingml/2006/picture">
+                <pic:pic xmlns:pic="http://schemas.openxmlformats.org/drawingml/2006/picture">
+                  <pic:nvPicPr>
+                    <pic:cNvPr id="7" name="图片 7" descr="练习7-5"/>
+                    <pic:cNvPicPr>
+                      <a:picLocks noChangeAspect="1"/>
+                    </pic:cNvPicPr>
+                  </pic:nvPicPr>
+                  <pic:blipFill>
+                    <a:blip r:embed="rId10"/>
+                    <a:stretch>
+                      <a:fillRect/>
+                    </a:stretch>
+                  </pic:blipFill>
+                  <pic:spPr>
+                    <a:xfrm>
+                      <a:off x="0" y="0"/>
+                      <a:ext cx="5269865" cy="3937635"/>
+                    </a:xfrm>
+                    <a:prstGeom prst="rect">
+                      <a:avLst/>
+                    </a:prstGeom>
+                  </pic:spPr>
+                </pic:pic>
+              </a:graphicData>
+            </a:graphic>
+          </wp:inline>
+        </w:drawing>
+      </w:r>
+    </w:p>
+    <w:p>
+      <w:pPr>
+        <w:jc w:val="both"/>
+        <w:rPr>
+          <w:rFonts w:hint="default"/>
+          <w:b w:val="0"/>
+          <w:bCs w:val="0"/>
+          <w:sz w:val="21"/>
+          <w:szCs w:val="21"/>
+          <w:lang w:val="en-US" w:eastAsia="zh-CN"/>
+        </w:rPr>
+      </w:pPr>
+    </w:p>
+    <w:p>
+      <w:pPr>
+        <w:jc w:val="both"/>
+        <w:rPr>
+          <w:rFonts w:hint="default"/>
+          <w:b w:val="0"/>
+          <w:bCs w:val="0"/>
+          <w:sz w:val="21"/>
+          <w:szCs w:val="21"/>
+          <w:lang w:val="en-US" w:eastAsia="zh-CN"/>
+        </w:rPr>
+      </w:pPr>
+    </w:p>
+    <w:p>
+      <w:pPr>
+        <w:jc w:val="both"/>
+        <w:rPr>
+          <w:rFonts w:hint="default"/>
+          <w:b w:val="0"/>
+          <w:bCs w:val="0"/>
+          <w:sz w:val="21"/>
+          <w:szCs w:val="21"/>
+          <w:lang w:val="en-US" w:eastAsia="zh-CN"/>
+        </w:rPr>
+      </w:pPr>
+    </w:p>
+    <w:p>
+      <w:pPr>
+        <w:jc w:val="both"/>
+        <w:rPr>
+          <w:rFonts w:hint="default"/>
+          <w:b w:val="0"/>
+          <w:bCs w:val="0"/>
+          <w:sz w:val="21"/>
+          <w:szCs w:val="21"/>
+          <w:lang w:val="en-US" w:eastAsia="zh-CN"/>
+        </w:rPr>
+      </w:pPr>
+    </w:p>
+    <w:p>
+      <w:pPr>
+        <w:jc w:val="both"/>
+        <w:rPr>
+          <w:rFonts w:hint="default"/>
+          <w:b w:val="0"/>
+          <w:bCs w:val="0"/>
+          <w:sz w:val="21"/>
+          <w:szCs w:val="21"/>
+          <w:lang w:val="en-US" w:eastAsia="zh-CN"/>
+        </w:rPr>
+      </w:pPr>
+      <w:r>
+        <w:rPr>
+          <w:rFonts w:hint="eastAsia"/>
+          <w:b w:val="0"/>
+          <w:bCs w:val="0"/>
+          <w:sz w:val="21"/>
+          <w:szCs w:val="21"/>
+          <w:lang w:val="en-US" w:eastAsia="zh-CN"/>
+        </w:rPr>
+        <w:t>（1）</w:t>
+      </w:r>
+      <w:r>
+        <w:rPr>
+          <w:rFonts w:hint="default"/>
+          <w:b w:val="0"/>
+          <w:bCs w:val="0"/>
+          <w:sz w:val="21"/>
+          <w:szCs w:val="21"/>
+          <w:lang w:val="en-US" w:eastAsia="zh-CN"/>
+        </w:rPr>
+        <w:t>virtual：声明为虚函数，允许子类重写</w:t>
+      </w:r>
+    </w:p>
+    <w:p>
+      <w:pPr>
+        <w:jc w:val="both"/>
+        <w:rPr>
+          <w:rFonts w:hint="default"/>
+          <w:b w:val="0"/>
+          <w:bCs w:val="0"/>
+          <w:sz w:val="21"/>
+          <w:szCs w:val="21"/>
+          <w:lang w:val="en-US" w:eastAsia="zh-CN"/>
+        </w:rPr>
+      </w:pPr>
+      <w:r>
+        <w:rPr>
+          <w:rFonts w:hint="eastAsia"/>
+          <w:b w:val="0"/>
+          <w:bCs w:val="0"/>
+          <w:sz w:val="21"/>
+          <w:szCs w:val="21"/>
+          <w:lang w:val="en-US" w:eastAsia="zh-CN"/>
+        </w:rPr>
+        <w:t>（2）</w:t>
+      </w:r>
+      <w:r>
+        <w:rPr>
+          <w:rFonts w:hint="default"/>
+          <w:b w:val="0"/>
+          <w:bCs w:val="0"/>
+          <w:sz w:val="21"/>
+          <w:szCs w:val="21"/>
+          <w:lang w:val="en-US" w:eastAsia="zh-CN"/>
+        </w:rPr>
+        <w:t>= 0：表示这是纯虚函数，使Shape成为抽象类</w:t>
+      </w:r>
+    </w:p>
+    <w:p>
+      <w:pPr>
+        <w:jc w:val="both"/>
+        <w:rPr>
+          <w:rFonts w:hint="default"/>
+          <w:b w:val="0"/>
+          <w:bCs w:val="0"/>
+          <w:sz w:val="21"/>
+          <w:szCs w:val="21"/>
+          <w:lang w:val="en-US" w:eastAsia="zh-CN"/>
+        </w:rPr>
+      </w:pPr>
+      <w:r>
+        <w:rPr>
+          <w:rFonts w:hint="eastAsia"/>
+          <w:b w:val="0"/>
+          <w:bCs w:val="0"/>
+          <w:sz w:val="21"/>
+          <w:szCs w:val="21"/>
+          <w:lang w:val="en-US" w:eastAsia="zh-CN"/>
+        </w:rPr>
+        <w:t>（3）</w:t>
+      </w:r>
+      <w:r>
+        <w:rPr>
+          <w:rFonts w:hint="default"/>
+          <w:b w:val="0"/>
+          <w:bCs w:val="0"/>
+          <w:sz w:val="21"/>
+          <w:szCs w:val="21"/>
+          <w:lang w:val="en-US" w:eastAsia="zh-CN"/>
+        </w:rPr>
+        <w:t>作用：定义了一个接口契约，所有继承自Shape的类都必须实现自己的面积计算方法</w:t>
+      </w:r>
+    </w:p>
+    <w:p>
+      <w:pPr>
+        <w:jc w:val="both"/>
+        <w:rPr>
+          <w:rFonts w:hint="eastAsia"/>
+          <w:b w:val="0"/>
+          <w:bCs w:val="0"/>
+          <w:sz w:val="21"/>
+          <w:szCs w:val="21"/>
+          <w:lang w:val="en-US" w:eastAsia="zh-CN"/>
+        </w:rPr>
+      </w:pPr>
+      <w:r>
+        <w:rPr>
+          <w:rFonts w:hint="eastAsia"/>
+          <w:b w:val="0"/>
+          <w:bCs w:val="0"/>
+          <w:sz w:val="21"/>
+          <w:szCs w:val="21"/>
+          <w:lang w:val="en-US" w:eastAsia="zh-CN"/>
+        </w:rPr>
+        <w:t>（4）override：明确表示重写父类的虚函数</w:t>
+      </w:r>
+    </w:p>
+    <w:p>
+      <w:pPr>
+        <w:jc w:val="both"/>
+        <w:rPr>
+          <w:rFonts w:hint="eastAsia"/>
+          <w:b w:val="0"/>
+          <w:bCs w:val="0"/>
+          <w:sz w:val="21"/>
+          <w:szCs w:val="21"/>
+          <w:lang w:val="en-US" w:eastAsia="zh-CN"/>
+        </w:rPr>
+      </w:pPr>
+    </w:p>
+    <w:p>
+      <w:pPr>
+        <w:jc w:val="both"/>
+        <w:rPr>
+          <w:rFonts w:hint="default"/>
+          <w:b w:val="0"/>
+          <w:bCs w:val="0"/>
+          <w:sz w:val="21"/>
+          <w:szCs w:val="21"/>
+          <w:lang w:val="en-US" w:eastAsia="zh-CN"/>
+        </w:rPr>
+      </w:pPr>
+      <w:r>
+        <w:rPr>
+          <w:rFonts w:hint="default"/>
+          <w:b w:val="0"/>
+          <w:bCs w:val="0"/>
+          <w:sz w:val="21"/>
+          <w:szCs w:val="21"/>
+          <w:lang w:val="en-US" w:eastAsia="zh-CN"/>
+        </w:rPr>
+        <w:drawing>
+          <wp:inline distT="0" distB="0" distL="114300" distR="114300">
+            <wp:extent cx="5268595" cy="1825625"/>
+            <wp:effectExtent l="0" t="0" r="8255" b="3175"/>
+            <wp:docPr id="8" name="图片 8" descr="虚函数表"/>
+            <wp:cNvGraphicFramePr>
+              <a:graphicFrameLocks xmlns:a="http://schemas.openxmlformats.org/drawingml/2006/main" noChangeAspect="1"/>
+            </wp:cNvGraphicFramePr>
+            <a:graphic xmlns:a="http://schemas.openxmlformats.org/drawingml/2006/main">
+              <a:graphicData uri="http://schemas.openxmlformats.org/drawingml/2006/picture">
+                <pic:pic xmlns:pic="http://schemas.openxmlformats.org/drawingml/2006/picture">
+                  <pic:nvPicPr>
+                    <pic:cNvPr id="8" name="图片 8" descr="虚函数表"/>
+                    <pic:cNvPicPr>
+                      <a:picLocks noChangeAspect="1"/>
+                    </pic:cNvPicPr>
+                  </pic:nvPicPr>
+                  <pic:blipFill>
+                    <a:blip r:embed="rId11"/>
+                    <a:stretch>
+                      <a:fillRect/>
+                    </a:stretch>
+                  </pic:blipFill>
+                  <pic:spPr>
+                    <a:xfrm>
+                      <a:off x="0" y="0"/>
+                      <a:ext cx="5268595" cy="1825625"/>
+                    </a:xfrm>
+                    <a:prstGeom prst="rect">
+                      <a:avLst/>
+                    </a:prstGeom>
+                  </pic:spPr>
+                </pic:pic>
+              </a:graphicData>
+            </a:graphic>
+          </wp:inline>
+        </w:drawing>
+      </w:r>
+    </w:p>
+    <w:p>
+      <w:pPr>
+        <w:jc w:val="both"/>
+        <w:rPr>
+          <w:rFonts w:hint="default"/>
+          <w:b w:val="0"/>
+          <w:bCs w:val="0"/>
+          <w:sz w:val="21"/>
+          <w:szCs w:val="21"/>
+          <w:lang w:val="en-US" w:eastAsia="zh-CN"/>
+        </w:rPr>
+      </w:pPr>
+    </w:p>
+    <w:p>
+      <w:pPr>
+        <w:jc w:val="both"/>
+        <w:rPr>
+          <w:rFonts w:hint="default"/>
+          <w:b w:val="0"/>
+          <w:bCs w:val="0"/>
+          <w:sz w:val="21"/>
+          <w:szCs w:val="21"/>
+          <w:lang w:val="en-US" w:eastAsia="zh-CN"/>
+        </w:rPr>
+      </w:pPr>
+    </w:p>
+    <w:p>
+      <w:pPr>
+        <w:jc w:val="both"/>
+        <w:rPr>
+          <w:rFonts w:hint="eastAsia"/>
+          <w:b w:val="0"/>
+          <w:bCs w:val="0"/>
+          <w:sz w:val="21"/>
+          <w:szCs w:val="21"/>
+          <w:lang w:val="en-US" w:eastAsia="zh-CN"/>
+        </w:rPr>
+      </w:pPr>
+      <w:r>
+        <w:rPr>
+          <w:rFonts w:hint="eastAsia"/>
+          <w:b w:val="0"/>
+          <w:bCs w:val="0"/>
+          <w:sz w:val="21"/>
+          <w:szCs w:val="21"/>
+          <w:lang w:val="en-US" w:eastAsia="zh-CN"/>
+        </w:rPr>
+        <w:t>习题7-11</w:t>
+      </w:r>
+    </w:p>
+    <w:p>
+      <w:pPr>
+        <w:jc w:val="both"/>
+        <w:rPr>
+          <w:rFonts w:hint="eastAsia"/>
+          <w:b w:val="0"/>
+          <w:bCs w:val="0"/>
+          <w:sz w:val="21"/>
+          <w:szCs w:val="21"/>
+          <w:lang w:val="en-US" w:eastAsia="zh-CN"/>
+        </w:rPr>
+      </w:pPr>
+    </w:p>
+    <w:p>
+      <w:pPr>
+        <w:jc w:val="both"/>
+        <w:rPr>
+          <w:rFonts w:hint="default"/>
+          <w:b w:val="0"/>
+          <w:bCs w:val="0"/>
+          <w:sz w:val="21"/>
+          <w:szCs w:val="21"/>
+          <w:lang w:val="en-US" w:eastAsia="zh-CN"/>
+        </w:rPr>
+      </w:pPr>
+      <w:r>
+        <w:rPr>
+          <w:rFonts w:hint="default"/>
+          <w:b w:val="0"/>
+          <w:bCs w:val="0"/>
+          <w:sz w:val="21"/>
+          <w:szCs w:val="21"/>
+          <w:lang w:val="en-US" w:eastAsia="zh-CN"/>
+        </w:rPr>
+        <w:drawing>
+          <wp:inline distT="0" distB="0" distL="114300" distR="114300">
+            <wp:extent cx="5262880" cy="3559175"/>
+            <wp:effectExtent l="0" t="0" r="4445" b="3175"/>
+            <wp:docPr id="9" name="图片 9" descr="练习7-11"/>
+            <wp:cNvGraphicFramePr>
+              <a:graphicFrameLocks xmlns:a="http://schemas.openxmlformats.org/drawingml/2006/main" noChangeAspect="1"/>
+            </wp:cNvGraphicFramePr>
+            <a:graphic xmlns:a="http://schemas.openxmlformats.org/drawingml/2006/main">
+              <a:graphicData uri="http://schemas.openxmlformats.org/drawingml/2006/picture">
+                <pic:pic xmlns:pic="http://schemas.openxmlformats.org/drawingml/2006/picture">
+                  <pic:nvPicPr>
+                    <pic:cNvPr id="9" name="图片 9" descr="练习7-11"/>
+                    <pic:cNvPicPr>
+                      <a:picLocks noChangeAspect="1"/>
+                    </pic:cNvPicPr>
+                  </pic:nvPicPr>
+                  <pic:blipFill>
+                    <a:blip r:embed="rId12"/>
+                    <a:stretch>
+                      <a:fillRect/>
+                    </a:stretch>
+                  </pic:blipFill>
+                  <pic:spPr>
+                    <a:xfrm>
+                      <a:off x="0" y="0"/>
+                      <a:ext cx="5262880" cy="3559175"/>
+                    </a:xfrm>
+                    <a:prstGeom prst="rect">
+                      <a:avLst/>
+                    </a:prstGeom>
+                  </pic:spPr>
+                </pic:pic>
+              </a:graphicData>
+            </a:graphic>
+          </wp:inline>
+        </w:drawing>
+      </w:r>
+    </w:p>
+    <w:p>
+      <w:pPr>
+        <w:jc w:val="both"/>
+        <w:rPr>
+          <w:rFonts w:hint="default"/>
+          <w:b w:val="0"/>
+          <w:bCs w:val="0"/>
+          <w:sz w:val="21"/>
+          <w:szCs w:val="21"/>
+          <w:lang w:val="en-US" w:eastAsia="zh-CN"/>
+        </w:rPr>
+      </w:pPr>
+    </w:p>
+    <w:p>
+      <w:pPr>
+        <w:jc w:val="both"/>
+        <w:rPr>
+          <w:rFonts w:hint="default"/>
+          <w:b w:val="0"/>
+          <w:bCs w:val="0"/>
+          <w:sz w:val="21"/>
+          <w:szCs w:val="21"/>
+          <w:lang w:val="en-US" w:eastAsia="zh-CN"/>
+        </w:rPr>
+      </w:pPr>
+    </w:p>
+    <w:p>
+      <w:pPr>
+        <w:jc w:val="both"/>
+        <w:rPr>
+          <w:rFonts w:hint="default"/>
+          <w:b w:val="0"/>
+          <w:bCs w:val="0"/>
+          <w:sz w:val="21"/>
+          <w:szCs w:val="21"/>
+          <w:lang w:val="en-US" w:eastAsia="zh-CN"/>
+        </w:rPr>
+      </w:pPr>
+      <w:r>
+        <w:rPr>
+          <w:rFonts w:hint="eastAsia"/>
+          <w:b w:val="0"/>
+          <w:bCs w:val="0"/>
+          <w:sz w:val="21"/>
+          <w:szCs w:val="21"/>
+          <w:lang w:val="en-US" w:eastAsia="zh-CN"/>
+        </w:rPr>
+        <w:t>（1）</w:t>
+      </w:r>
+      <w:r>
+        <w:rPr>
+          <w:rFonts w:hint="default"/>
+          <w:b w:val="0"/>
+          <w:bCs w:val="0"/>
+          <w:sz w:val="21"/>
+          <w:szCs w:val="21"/>
+          <w:lang w:val="en-US" w:eastAsia="zh-CN"/>
+        </w:rPr>
+        <w:t>多态性：通过基类指针调用虚函数时，实际调用的是派生类重写的版本</w:t>
+      </w:r>
+    </w:p>
+    <w:p>
+      <w:pPr>
+        <w:jc w:val="both"/>
+        <w:rPr>
+          <w:rFonts w:hint="default"/>
+          <w:b w:val="0"/>
+          <w:bCs w:val="0"/>
+          <w:sz w:val="21"/>
+          <w:szCs w:val="21"/>
+          <w:lang w:val="en-US" w:eastAsia="zh-CN"/>
+        </w:rPr>
+      </w:pPr>
+      <w:r>
+        <w:rPr>
+          <w:rFonts w:hint="eastAsia"/>
+          <w:b w:val="0"/>
+          <w:bCs w:val="0"/>
+          <w:sz w:val="21"/>
+          <w:szCs w:val="21"/>
+          <w:lang w:val="en-US" w:eastAsia="zh-CN"/>
+        </w:rPr>
+        <w:t>（2）</w:t>
+      </w:r>
+      <w:r>
+        <w:rPr>
+          <w:rFonts w:hint="default"/>
+          <w:b w:val="0"/>
+          <w:bCs w:val="0"/>
+          <w:sz w:val="21"/>
+          <w:szCs w:val="21"/>
+          <w:lang w:val="en-US" w:eastAsia="zh-CN"/>
+        </w:rPr>
+        <w:t>动态绑定：使用new创建的派生类对象赋值给基类指针，展示了真正的运行时多态</w:t>
+      </w:r>
+    </w:p>
+    <w:p>
+      <w:pPr>
+        <w:jc w:val="both"/>
+        <w:rPr>
+          <w:rFonts w:hint="default"/>
+          <w:b w:val="0"/>
+          <w:bCs w:val="0"/>
+          <w:sz w:val="21"/>
+          <w:szCs w:val="21"/>
+          <w:lang w:val="en-US" w:eastAsia="zh-CN"/>
+        </w:rPr>
+      </w:pPr>
+      <w:r>
+        <w:rPr>
+          <w:rFonts w:hint="eastAsia"/>
+          <w:b w:val="0"/>
+          <w:bCs w:val="0"/>
+          <w:sz w:val="21"/>
+          <w:szCs w:val="21"/>
+          <w:lang w:val="en-US" w:eastAsia="zh-CN"/>
+        </w:rPr>
+        <w:t>（3）</w:t>
+      </w:r>
+      <w:r>
+        <w:rPr>
+          <w:rFonts w:hint="default"/>
+          <w:b w:val="0"/>
+          <w:bCs w:val="0"/>
+          <w:sz w:val="21"/>
+          <w:szCs w:val="21"/>
+          <w:lang w:val="en-US" w:eastAsia="zh-CN"/>
+        </w:rPr>
+        <w:t>作用域解析：d1.BaseClass::fn1()强制调用基类版本的函数，忽略派生类的重写</w:t>
+      </w:r>
+    </w:p>
+    <w:p>
+      <w:pPr>
+        <w:jc w:val="both"/>
+        <w:rPr>
+          <w:rFonts w:hint="default"/>
+          <w:b w:val="0"/>
+          <w:bCs w:val="0"/>
+          <w:sz w:val="21"/>
+          <w:szCs w:val="21"/>
+          <w:lang w:val="en-US" w:eastAsia="zh-CN"/>
+        </w:rPr>
+      </w:pPr>
+      <w:r>
+        <w:rPr>
+          <w:rFonts w:hint="eastAsia"/>
+          <w:b w:val="0"/>
+          <w:bCs w:val="0"/>
+          <w:sz w:val="21"/>
+          <w:szCs w:val="21"/>
+          <w:lang w:val="en-US" w:eastAsia="zh-CN"/>
+        </w:rPr>
+        <w:t>（4）</w:t>
+      </w:r>
+      <w:r>
+        <w:rPr>
+          <w:rFonts w:hint="default"/>
+          <w:b w:val="0"/>
+          <w:bCs w:val="0"/>
+          <w:sz w:val="21"/>
+          <w:szCs w:val="21"/>
+          <w:lang w:val="en-US" w:eastAsia="zh-CN"/>
+        </w:rPr>
+        <w:t>虚函数表：C++通过虚函数表实现多态，确保正确调用重写的函数</w:t>
+      </w:r>
+    </w:p>
+    <w:p>
+      <w:pPr>
+        <w:jc w:val="both"/>
+        <w:rPr>
+          <w:rFonts w:hint="default"/>
+          <w:b w:val="0"/>
+          <w:bCs w:val="0"/>
+          <w:sz w:val="21"/>
+          <w:szCs w:val="21"/>
+          <w:lang w:val="en-US" w:eastAsia="zh-CN"/>
+        </w:rPr>
+      </w:pPr>
+    </w:p>
+    <w:p>
+      <w:pPr>
+        <w:jc w:val="both"/>
+        <w:rPr>
+          <w:rFonts w:hint="eastAsia"/>
+          <w:b w:val="0"/>
+          <w:bCs w:val="0"/>
+          <w:sz w:val="21"/>
+          <w:szCs w:val="21"/>
+          <w:lang w:val="en-US" w:eastAsia="zh-CN"/>
+        </w:rPr>
+      </w:pPr>
+      <w:r>
+        <w:rPr>
+          <w:rFonts w:hint="eastAsia"/>
+          <w:b w:val="0"/>
+          <w:bCs w:val="0"/>
+          <w:sz w:val="21"/>
+          <w:szCs w:val="21"/>
+          <w:lang w:val="en-US" w:eastAsia="zh-CN"/>
+        </w:rPr>
+        <w:t>习题7-15</w:t>
+      </w:r>
+    </w:p>
+    <w:p>
+      <w:pPr>
+        <w:jc w:val="both"/>
+        <w:rPr>
+          <w:rFonts w:hint="eastAsia"/>
+          <w:b w:val="0"/>
+          <w:bCs w:val="0"/>
+          <w:sz w:val="21"/>
+          <w:szCs w:val="21"/>
+          <w:lang w:val="en-US" w:eastAsia="zh-CN"/>
+        </w:rPr>
+      </w:pPr>
+    </w:p>
+    <w:p>
+      <w:pPr>
+        <w:jc w:val="both"/>
+        <w:rPr>
+          <w:rFonts w:hint="default"/>
+          <w:b w:val="0"/>
+          <w:bCs w:val="0"/>
+          <w:sz w:val="21"/>
+          <w:szCs w:val="21"/>
+          <w:lang w:val="en-US" w:eastAsia="zh-CN"/>
+        </w:rPr>
+      </w:pPr>
+      <w:r>
+        <w:rPr>
+          <w:rFonts w:hint="default"/>
+          <w:b w:val="0"/>
+          <w:bCs w:val="0"/>
+          <w:sz w:val="21"/>
+          <w:szCs w:val="21"/>
+          <w:lang w:val="en-US" w:eastAsia="zh-CN"/>
+        </w:rPr>
+        <w:drawing>
+          <wp:inline distT="0" distB="0" distL="114300" distR="114300">
+            <wp:extent cx="4400550" cy="3114675"/>
+            <wp:effectExtent l="0" t="0" r="0" b="0"/>
+            <wp:docPr id="10" name="图片 10" descr="练习7-15（1）"/>
+            <wp:cNvGraphicFramePr>
+              <a:graphicFrameLocks xmlns:a="http://schemas.openxmlformats.org/drawingml/2006/main" noChangeAspect="1"/>
+            </wp:cNvGraphicFramePr>
+            <a:graphic xmlns:a="http://schemas.openxmlformats.org/drawingml/2006/main">
+              <a:graphicData uri="http://schemas.openxmlformats.org/drawingml/2006/picture">
+                <pic:pic xmlns:pic="http://schemas.openxmlformats.org/drawingml/2006/picture">
+                  <pic:nvPicPr>
+                    <pic:cNvPr id="10" name="图片 10" descr="练习7-15（1）"/>
+                    <pic:cNvPicPr>
+                      <a:picLocks noChangeAspect="1"/>
+                    </pic:cNvPicPr>
+                  </pic:nvPicPr>
+                  <pic:blipFill>
+                    <a:blip r:embed="rId13"/>
+                    <a:stretch>
+                      <a:fillRect/>
+                    </a:stretch>
+                  </pic:blipFill>
+                  <pic:spPr>
+                    <a:xfrm>
+                      <a:off x="0" y="0"/>
+                      <a:ext cx="4400550" cy="3114675"/>
+                    </a:xfrm>
+                    <a:prstGeom prst="rect">
+                      <a:avLst/>
+                    </a:prstGeom>
+                  </pic:spPr>
+                </pic:pic>
+              </a:graphicData>
+            </a:graphic>
+          </wp:inline>
+        </w:drawing>
+      </w:r>
+    </w:p>
+    <w:p>
+      <w:pPr>
+        <w:jc w:val="both"/>
+        <w:rPr>
+          <w:rFonts w:hint="default"/>
+          <w:b w:val="0"/>
+          <w:bCs w:val="0"/>
+          <w:sz w:val="21"/>
+          <w:szCs w:val="21"/>
+          <w:lang w:val="en-US" w:eastAsia="zh-CN"/>
+        </w:rPr>
+      </w:pPr>
+    </w:p>
+    <w:p>
+      <w:pPr>
+        <w:jc w:val="both"/>
+        <w:rPr>
+          <w:rFonts w:hint="default"/>
+          <w:b w:val="0"/>
+          <w:bCs w:val="0"/>
+          <w:sz w:val="21"/>
+          <w:szCs w:val="21"/>
+          <w:lang w:val="en-US" w:eastAsia="zh-CN"/>
+        </w:rPr>
+      </w:pPr>
+      <w:r>
+        <w:rPr>
+          <w:rFonts w:hint="default"/>
+          <w:b w:val="0"/>
+          <w:bCs w:val="0"/>
+          <w:sz w:val="21"/>
+          <w:szCs w:val="21"/>
+          <w:lang w:val="en-US" w:eastAsia="zh-CN"/>
+        </w:rPr>
+        <w:drawing>
+          <wp:inline distT="0" distB="0" distL="114300" distR="114300">
+            <wp:extent cx="3524250" cy="2305050"/>
+            <wp:effectExtent l="0" t="0" r="0" b="0"/>
+            <wp:docPr id="11" name="图片 11" descr="练习7-15（2）"/>
+            <wp:cNvGraphicFramePr>
+              <a:graphicFrameLocks xmlns:a="http://schemas.openxmlformats.org/drawingml/2006/main" noChangeAspect="1"/>
+            </wp:cNvGraphicFramePr>
+            <a:graphic xmlns:a="http://schemas.openxmlformats.org/drawingml/2006/main">
+              <a:graphicData uri="http://schemas.openxmlformats.org/drawingml/2006/picture">
+                <pic:pic xmlns:pic="http://schemas.openxmlformats.org/drawingml/2006/picture">
+                  <pic:nvPicPr>
+                    <pic:cNvPr id="11" name="图片 11" descr="练习7-15（2）"/>
+                    <pic:cNvPicPr>
+                      <a:picLocks noChangeAspect="1"/>
+                    </pic:cNvPicPr>
+                  </pic:nvPicPr>
+                  <pic:blipFill>
+                    <a:blip r:embed="rId14"/>
+                    <a:stretch>
+                      <a:fillRect/>
+                    </a:stretch>
+                  </pic:blipFill>
+                  <pic:spPr>
+                    <a:xfrm>
+                      <a:off x="0" y="0"/>
+                      <a:ext cx="3524250" cy="2305050"/>
+                    </a:xfrm>
+                    <a:prstGeom prst="rect">
+                      <a:avLst/>
+                    </a:prstGeom>
+                  </pic:spPr>
+                </pic:pic>
+              </a:graphicData>
+            </a:graphic>
+          </wp:inline>
+        </w:drawing>
+      </w:r>
+    </w:p>
+    <w:p>
+      <w:pPr>
+        <w:jc w:val="both"/>
+        <w:rPr>
+          <w:rFonts w:hint="default"/>
+          <w:b w:val="0"/>
+          <w:bCs w:val="0"/>
+          <w:sz w:val="21"/>
+          <w:szCs w:val="21"/>
+          <w:lang w:val="en-US" w:eastAsia="zh-CN"/>
+        </w:rPr>
+      </w:pPr>
+    </w:p>
+    <w:p>
+      <w:pPr>
+        <w:jc w:val="both"/>
+        <w:rPr>
+          <w:rFonts w:hint="default"/>
+          <w:b w:val="0"/>
+          <w:bCs w:val="0"/>
+          <w:sz w:val="21"/>
+          <w:szCs w:val="21"/>
+          <w:lang w:val="en-US" w:eastAsia="zh-CN"/>
+        </w:rPr>
+      </w:pPr>
       <w:bookmarkStart w:id="0" w:name="_GoBack"/>
       <w:bookmarkEnd w:id="0"/>
-    </w:p>
-    <w:p>
-      <w:pPr>
-        <w:jc w:val="both"/>
-        <w:rPr>
-          <w:rFonts w:hint="default"/>
-          <w:b w:val="0"/>
-          <w:bCs w:val="0"/>
-          <w:sz w:val="21"/>
-          <w:szCs w:val="21"/>
-          <w:lang w:val="en-US" w:eastAsia="zh-CN"/>
-        </w:rPr>
-      </w:pPr>
-    </w:p>
-    <w:p>
-      <w:pPr>
-        <w:jc w:val="both"/>
-        <w:rPr>
-          <w:rFonts w:hint="default"/>
-          <w:b w:val="0"/>
-          <w:bCs w:val="0"/>
-          <w:sz w:val="21"/>
-          <w:szCs w:val="21"/>
-          <w:lang w:val="en-US" w:eastAsia="zh-CN"/>
-        </w:rPr>
-      </w:pPr>
     </w:p>
     <w:sectPr>
       <w:pgSz w:w="11906" w:h="16838"/>
@@ -1447,7 +2283,7 @@
     <w:lsdException w:unhideWhenUsed="0" w:uiPriority="0" w:semiHidden="0" w:name="Document Map"/>
     <w:lsdException w:unhideWhenUsed="0" w:uiPriority="0" w:semiHidden="0" w:name="Plain Text"/>
     <w:lsdException w:unhideWhenUsed="0" w:uiPriority="0" w:semiHidden="0" w:name="E-mail Signature"/>
-    <w:lsdException w:unhideWhenUsed="0" w:uiPriority="0" w:semiHidden="0" w:name="Normal (Web)"/>
+    <w:lsdException w:qFormat="1" w:unhideWhenUsed="0" w:uiPriority="0" w:semiHidden="0" w:name="Normal (Web)"/>
     <w:lsdException w:unhideWhenUsed="0" w:uiPriority="0" w:semiHidden="0" w:name="HTML Acronym"/>
     <w:lsdException w:unhideWhenUsed="0" w:uiPriority="0" w:semiHidden="0" w:name="HTML Address"/>
     <w:lsdException w:unhideWhenUsed="0" w:uiPriority="0" w:semiHidden="0" w:name="HTML Cite"/>
@@ -1663,6 +2499,7 @@
   <w:style w:type="paragraph" w:styleId="3">
     <w:name w:val="Normal (Web)"/>
     <w:basedOn w:val="1"/>
+    <w:qFormat/>
     <w:uiPriority w:val="0"/>
     <w:pPr>
       <w:spacing w:before="0" w:beforeAutospacing="1" w:after="0" w:afterAutospacing="1"/>
